--- a/fra/docx/23.content.docx
+++ b/fra/docx/23.content.docx
@@ -11,6 +11,15 @@
         <w:pStyle w:val="Heading2"/>
       </w:pPr>
       <w:r>
+        <w:t>Resource: Notes d'étude (Tyndale)</w:t>
+      </w:r>
+      <w:r/>
+    </w:p>
+    <w:p>
+      <w:pPr>
+        <w:pStyle w:val="Heading2"/>
+      </w:pPr>
+      <w:r>
         <w:t>License Information</w:t>
       </w:r>
       <w:r/>
@@ -21,7 +30,7 @@
         <w:rPr>
           <w:b/>
         </w:rPr>
-        <w:t>Study Notes (Tyndale)</w:t>
+        <w:t>Notes d'étude (Tyndale)</w:t>
       </w:r>
       <w:r>
         <w:t xml:space="preserve"> (French) is based on</w:t>
@@ -74,7 +83,7 @@
         <w:pStyle w:val="Heading1"/>
       </w:pPr>
       <w:r>
-        <w:t>Study Notes (Tyndale)</w:t>
+        <w:t>Notes d'étude (Tyndale)</w:t>
       </w:r>
     </w:p>
     <w:p>
@@ -83,6 +92,51 @@
           <w:headerReference w:type="even" r:id="rId8"/>
           <w:headerReference w:type="default" r:id="rId9"/>
           <w:footerReference w:type="default" r:id="rId10"/>
+          <w:footnotePr>
+            <w:numRestart w:val="eachSect"/>
+          </w:footnotePr>
+          <w:type w:val="continuous"/>
+          <w:pgSz w:w="12240" w:h="15840" w:code="1"/>
+          <w:pgMar w:top="1440" w:right="1440" w:bottom="1440" w:left="1440" w:header="504" w:footer="504" w:gutter="0"/>
+          <w:cols w:space="708"/>
+          <w:titlePg/>
+          <w:docGrid w:linePitch="360"/>
+        </w:sectPr>
+      </w:pPr>
+    </w:p>
+    <w:p>
+      <w:r/>
+    </w:p>
+    <w:p>
+      <w:pPr>
+        <w:pStyle w:val="Heading2"/>
+      </w:pPr>
+      <w:r>
+        <w:t>ISA</w:t>
+      </w:r>
+      <w:r/>
+    </w:p>
+    <w:p>
+      <w:r/>
+      <w:r>
+        <w:rPr>
+          <w:i/>
+        </w:rPr>
+        <w:t>Ésaïe 1.1, Ésaïe 1.2, Ésaïe 1.3, Ésaïe 1.4, Ésaïe 1.5, Ésaïe 1.6, Ésaïe 1.7, Ésaïe 1.8, Ésaïe 1.9, Ésaïe 1.10, Ésaïe 1.11–15, Ésaïe 1.13, Ésaïe 1.14, Ésaïe 1.15, Ésaïe 1.16, Ésaïe 1.17, Ésaïe 1.18, Ésaïe 1.19–20, Ésaïe 1.20, Ésaïe 1.21, Ésaïe 1.24, Ésaïe 1.25, Ésaïe 1.26, Ésaïe 1.27, Ésaïe 1.29–30, Ésaïe 2.1, Ésaïe 2.2, Ésaïe 2.2–4, Ésaïe 2.3, Ésaïe 2.4, Ésaïe 2.5, Ésaïe 2.5–22, Ésaïe 2.5–4.1, Ésaïe 2.6, Ésaïe 2.7–8, Ésaïe 2.10, Ésaïe 2.11–12, Ésaie 2.13, Ésaïe 2.13–16, Ésaïe 2.16, Ésaïe 2.17, Ésaïe 2.20–21, Ésaïe 2.22, Ésaïe 3.1, Ésaïe 3.1–12, Ésaïe 3.2–3, Ésaïe 3.4, Ésaïe 3.6–7, Ésaïe 3.8–9, Ésaïe 3.9, Ésaïe 3.10, Ésaïe 3.11, Ésaïe 3.13, Ésaïe 3.14, Ésaïe 3.15, Ésaïe 3.16, Ésaïe 3.16–4.1, Ésaïe 3.17–25, Ésaïe 3.25, Ésaïe 4.1, Ésaïe 4.2, Ésaïe 4.2–6, Ésaïe 4.3, Ésaïe 4.4, Ésaïe 4.5, Ésaïe 4.6, Ésaïe 5.1, Ésaïe 5.1–7, Ésaïe 5.1–30, Ésaïe 5.2, Ésaïe 5.3–4, Ésaïe 5.5–6, Ésaïe 5.6, Ésaïe 5.7, Ésaïe 5.8–10, Ésaïe 5.8–23, Ésaïe 5.10, Ésaïe 5.11–17, Ésaïe 5.12, Ésaïe 5.13, Ésaïe 5.14, Ésaïe 5.16, Ésaïe 5.18, Ésaïe 5.18–19, Ésaïe 5.19, Ésaïe 5.20, Ésaïe 5.21, Ésaïe 5.22–24, Ésaïe 5.24, Ésaïe 5.25, Ésaïe 5.26, Ésaïe 5.30, Ésaïe 6.1, Ésaïe 6.1–13, Ésaïe 6.2, Ésaïe 6.3, Ésaïe 6.5, Ésaïe 6.7, Ésaïe 6.8, Ésaïe 6.9, Ésaïe 6.10, Ésaïe 6.11, Ésaïe 6.13, Ésaïe 7.1, Ésaïe 7.1–25, Ésaïe 7.1–12.6, Ésaïe 7.1–39.8, Ésaïe 7.2, Ésaïe 7.3, Ésaïe 7.4, Ésaïe 7.6, Ésaïe 7.8, Ésaïe 7.9, Ésaïe 7.11, Ésaïe 7.12, Ésaïe 7.14, Ésaïe 7.15–16, Ésaïe 7.17, Ésaïe 7.18–25, Ésaïe 7.19, Ésaïe 7.20, Ésaïe 7.23–25, Ésaïe 8.1, Ésaïe 8.3, Ésaïe 8.4, Ésaïe 8.5–10, Ésaïe 8.6, Ésaïe 8.7, Ésaïe 8.8, Ésaïe 8.9–10, Ésaïe 8.10, Ésaïe 8.11–15, Ésaïe 8.12, Ésaïe 8.13, Ésaïe 8.14, Ésaïe 8.16, Ésaïe 8.16–17, Ésaïe 8.17, Ésaïe 8.18, Ésaïe 8.19–22, Ésaïe 8.20, Ésaïe 9.1, Ésaïe 9.1–7, Ésaïe 9.3, Ésaïe 9.4, Ésaïe 9.6, Ésaïe 9.7, Ésaïe 9.8–12, Ésaïe 9.9, Ésaïe 9.10, Ésaïe 9.13–17, Ésaïe 9.16, Ésaïe 9.17–20, Ésaïe 9.21, Ésaïe 10.1, Ésaïe 10.1–4, Ésaïe 10.3, Ésaïe 10.5, Ésaïe 10.5–19, Ésaïe 10.5–11.16, Ésaïe 10.6, Ésaïe 10.7, Ésaïe 10.9, Ésaïe 10.10, Ésaïe 10.11, Ésaïe 10.12, Ésaïe 10.13, Ésaïe 10.15, Ésaïe 10.16, Ésaïe 10:20, Ésaïe 10.20–27, Ésaïe 10.22, Ésaïe 10.24, Ésaïe 10.24–34, Ésaïe 10.26, Ésaïe 10.27, Ésaïe 10.28–34, Ésaïe 11.1, Ésaïe 11.1–16, Ésaïe 11.2, Ésaïe 11.3, Ésaïe 11.4, Ésaïe 11:5, Ésaïe 11.6, Ésaïe 11.9, Ésaïe 11.10, Ésaïe 11.11, Ésaïe 11.13, Ésaïe 11.14, Ésaïe 11.15–16, Ésaïe 12.1, Ésaïe 12.1–6, Ésaïe 12.2, Ésaïe 12.3, Ésaïe 12.4–5, Ésaïe 12.6, Ésaïe 13.1, Ésaïe 13.1–23.18, Ésaïe 13.2, Ésaïe 13.5, Ésaïe 13.6, Ésaïe 13.8, Ésaïe 13.10, Ésaïe 13.11, Ésaïe 13.12, Ésaïe 13.13, Ésaïe 13.16, Ésaïe 13:17, Ésaïe 13.19–22, Ésaïe 13.20, Ésaïe 14.1, Ésaïe 14.1–2, Ésaïe 14.2, Ésaïe 14.3, Ésaïe 14.3–23, Ésaïe 14.4, Ésaïe 14.7–8, Ésaïe 14.9, Ésaïe 14.10, Ésaïe 14.11, Ésaïe 14.12, Ésaïe 14.13, Ésaïe 14.14, Ésaïe 14.15–17, Ésaïe 14.18–20, Ésaïe 14.21, Ésaïe 14.22–23, Ésaïe 14.24, Ésaïe 14.24–27, Ésaïe 14.25, Ésaïe 14.26, Ésaïe 14.29, Ésaïe 14.31, Ésaïe 14.32, Ésaïe 15.1, Ésaïe 15.1–16.14, Ésaïe 15.2, Ésaïe 15.4, Ésaïe 15.5, Ésaïe 15.6, Ésaïe 15.7–8, Ésaïe 15.9, Ésaïe 16.1, Ésaïe 16.1–4, Ésaïe 16.3–4, Ésaïe 16.4–5, Ésaïe 16.5, Ésaïe 16.6, Ésaïe 16.6–11, Ésaïe 16.8, Ésaïe 16.12, Ésaïe 16.14, Ésaïe 17.1, Ésaïe 17.1–20.6, Ésaïe 17.2, Ésaïe 17.3, Ésaïe 17.4, Ésaïe 17.4–11, Ésaïe 17.5, Ésaïe 17.6, Ésaïe 17.7, Ésaïe 17.8, Ésaïe 17.9, Ésaïe 17.10, Ésaïe 17.12, Ésaïe 17.12–14, Ésaïe 17.13, Ésaïe 17.14, Ésaïe 18.1, Ésaïe 18.3, Ésaïe 18.4, Ésaïe 18.5, Ésaïe 18.7, Ésaïe 19.1, Ésaïe 19.1–10, Ésaïe 19.1–20.6, Ésaïe 19.2, Ésaïe 19.3, Ésaïe 19.4, Ésaïe 19.5, Ésaïe 19.9, Ésaïe 19.11, Ésaïe 19.11–15, Ésaïe 19.12, Ésaïe 19.13, Ésaïe 19.15, Ésaïe 19.16, Ésaïe 19.18, Ésaïe 19.19, Ésaïe 19.19–25, Ésaïe 19.20, Ésaïe 19.22, Ésaïe 19.23, Ésaïe 19.24, Ésaïe 19.25, Ésaïe 20.1, Ésaïe 20.1–5, Ésaïe 20.2, Ésaïe 20.3–4, Ésaïe 20.5–6, Ésaïe 21.1, Ésaïe 21.2, Ésaïe 21.3, Ésaïe 21.7, Ésaïe 21.9, Ésaïe 21.10, Ésaïe 21.11–12, Ésaïe 21.11–17, Ésaïe 21.12, Ésaïe 21.13, Ésaïe 21.13–17, Ésaïe 21.14, Ésaïe 21.15, Ésaïe 21.16, Ésaïe 21.17, Ésaïe 22.1, Ésaïe 22.1–4, Ésaïe 22.1–25, Ésaïe 22.2, Ésaïe 22.3, Ésaïe 22.4, Ésaïe 22.5, Ésaïe 22.5–8, Ésaïe 22.6, Ésaïe 22.7, Ésaïe 22.8, Ésaïe 22.8–11, Ésaïe 22.9, Ésaïe 22.12–14, Ésaïe 22.14, Ésaïe 22.15, Ésaïe 22.15–25, Ésaïe 22.16, Ésaïe 22.18, Ésaïe 22.19–20, Ésaïe 22.21, Ésaïe 22.22, Ésaïe 22.25, Ésaïe 23.1, Ésaïe 23.1–18, Ésaïe 23.2, Ésaïe 23.3, Ésaïe 23.4, Ésaïe 23.5, Ésaïe 23.8, Ésaïe 23.10, Ésaïe 23.11, Ésaïe 23.13, Ésaïe 23.15–18, Ésaïe 23.17, Ésaïe 23.18, Ésaïe 24.1, Ésaïe 24.1–23, Ésaïe 24.1–27.13, Ésaïe 24.4, Ésaïe 24.4–13, Ésaïe 24.5, Ésaïe 24.6, Ésaïe 24.7, Ésaïe 24.8, Ésaïe 24.10, Ésaïe 24.11, Ésaïe 24.13, Ésaïe 24.14–16, Ésaïe 24.16, Ésaïe 24.18, Ésaïe 24.21, Ésaïe 24.22, Ésaïe 25.1–5, Ésaïe 25.1–12, Ésaïe 25.3, Ésaïe 25.6, Ésaïe 25.6–8, Ésaïe 25.8, Ésaïe 25.9–12, Ésaïe 25.10, Ésaïe 25.11, Ésaïe 26.1, Ésaïe 26.1–6, Ésaïe 26.1–21, Ésaïe 26.2, Ésaïe 26.3, Ésaïe 26.5, Ésaïe 26.6, Ésaïe 26.7, Ésaïe 26.7–21, Ésaïe 26.8, Ésaïe 26.9, Ésaïe 26.10, Ésaïe 26.11, Ésaïe 26.15, Ésaïe 26.16, Ésaïe 26.17, Ésaïe 26.18, Ésaïe 26.19, Ésaïe 26.20, Ésaïe 26.21, Ésaïe 27.1, Ésaïe 27.2–6, Ésaïe 27.3, Ésaïe 27.5, Ésaïe 27.6, Ésaïe 27.7, Ésaïe 27.7–11, Ésaïe 27.8, Ésaïe 27.9, Ésaïe 27.10, Ésaïe 27.11, Ésaïe 27.12, Ésaïe 27.13, Ésaïe 28.1, Ésaïe 28.1–29, Ésaïe 28.1–33.24, Ésaïe 28.2, Ésaïe 28.5–6, Ésaïe 28.7, Ésaïe 28.7–13, Ésaïe 28.9–10, Ésaïe 28.11, Ésaïe 28.12, Ésaïe 28.13, Ésaïe 28.14–22, Ésaïe 28.15, Ésaïe 28.16, Ésaïe 28.17, Ésaïe 28.20, Ésaïe 28.21, Ésaïe 28.23, Ésaïe 28.24–29, Ésaïe 28.27–28, Ésaïe 28.28, Ésaïe 28.29, Ésaïe 29.1–2, Ésaïe 29.1–8, Ésaïe 29.1–14, Ésaïe 29.3, Ésaïe 29.4, Ésaïe 29.6, Ésaïe 29.7, Ésaïe 29.8, Ésaïe 29.8–12, Ésaïe 29.10, Ésaïe 29.13, Ésaïe 29.14, Ésaïe 29.15, Ésaïe 29.15–24, Ésaïe 29.16, Ésaïe 29.17, Ésaïe 29.18, Ésaïe 29.21, Ésaïe 29.22, Ésaïe 29.22–24, Ésaïe 30.1, Ésaïe 30.1–5, Ésaïe 30.1–33, Ésaïe 30.4, Ésaïe 30.6, Ésaïe 30.6–7, Ésaïe 30.7, Ésaïe 30.8–11, Ésaïe 30.11, Ésaïe 30.12, Ésaïe 30.12–17, Ésaïe 30.15, Ésaïe 30.16, Ésaïe 30.17, Ésaïe 30.18, Ésaïe 30.18–33, Ésaïe 30.19, Ésaïe 30.20, Ésaïe 30.21, Ésaïe 30.22, Ésaïe 30.23–24, Ésaïe 30.26, Ésaïe 30.27–33, Ésaïe 30.28, Ésaïe 30.30, Ésaïe 30.31, Ésaïe 30.32, Ésaïe 30.33, Ésaïe 31.1, Ésaïe 31:1–3, Ésaïe 31.4–9, Ésaïe 319, Ésaïe 32.1, Ésaïe 32:2, Ésaïe 32.5, Ésaïe 32.6, Ésaïe 32.7, Ésaïe 32.9, Ésaïe 32.9–15, Ésaïe 32.10, Ésaïe 32.11, Ésaïe 32.14, Ésaïe 32.15, Ésaïe 32.17, Ésaïe 32.18, Ésaïe 32.19, Ésaïe 33.1, Ésaïe 33.2, Ésaïe 33.9, Ésaïe 33.11, Ésaïe 33.14, Ésaïe 33.15, Ésaïe 33.17, Ésaïe 33.17–24, Ésaïe 33.18, Ésaïe 33.19, Ésaïe 33.24, Ésaïe 34.1–17, Ésaïe 34.2, Ésaïe 34.3, Ésaïe 34.4, Ésaïe 34.5, Ésaïe 34.6, Ésaïe 34.8, Ésaïe 34.9, Ésaïe 34.10, Ésaïe 34.11, Ésaïe 34.11–14, Ésaïe 34.16, Ésaïe 35.1, Ésaïe 35.1–10, Ésaïe 35.2, Ésaïe 35.3, Ésaïe 35.4, Ésaïe 35.5, Ésaïe 35.6, Ésaïe 35.8, Ésaïe 35.10, Ésaïe 36.1, Ésaïe 36.1–39.8, Ésaïe 36.2, Ésaïe 36.3, Ésaïe 36.4, Ésaïe 36.4–22, Ésaïe 36.5, Ésaïe 36.6, Ésaïe 36.7, Ésaïe 36.8, Ésaïe 36.10, Ésaïe 36.11, Ésaïe 36.13–20, Ésaïe 36.14, Ésaïe 36.15, Ésaïe 36.16–17, Ésaïe 36.19, Ésaïe 37.1, Ésaïe 37.4, Ésaïe 37.5–7, Ésaïe 37.8, Ésaïe 37.9, Ésaïe 37.12, Ésaïe 37.14–20, Ésaïe 37.16, Ésaïe 37.20, Ésaïe 37.21, Ésaïe 37.22, Ésaïe 37.23, Ésaïe 37.24, Ésaïe 37.25, Ésaïe 37.26, Ésaïe 37.28, Ésaïe 37.29, Ésaïe 37.30, Ésaïe 37.30–35, Ésaïe 37.32, Ésaïe 37.33, Ésaïe 37.35, Ésaïe 37.36, Ésaïe 37.38, Ésaïe 38.1, Ésaïe 38.1–9, Ésaïe 38.3, Ésaïe 38.5, Ésaïe 38.6, Ésaïe 38.9–20, Ésaïe 38.10, Ésaïe 38.11, Ésaïe 38.12, Ésaïe 38.15, Ésaïe 38.16, Ésaïe 38.21–22, Ésaïe 38.22, Ésaïe 39.1, Ésaïe 39.1–8, Ésaïe 39.2, Ésaïe 39.6–7, Ésaïe 40.1–31, Ésaïe 40.1–55.13, Ésaïe 40.1–66.24, Ésaïe 40.2, Ésaïe 40.3, Ésaïe 40.3–5, Ésaïe 40.5, Ésaïe 40.6, Ésaïe 40.6–8, Ésaïe 40.7, Ésaïe 40.8, Ésaïe 40.9, Ésaïe 40.9–11, Ésaïe 40.10, Ésaïe 40.11, Ésaïe 40.12–13, Ésaïe 40.12–17, Ésaïe 40.15, Ésaïe 40.16, Ésaïe 40.17, Ésaïe 40.18, Ésaïe 40.20, Ésaïe 40.21, Ésaïe 40.22, Ésaïe 40.23, Ésaïe 40.25, Ésaïe 40.26, Ésaïe 40.27, Ésaïe 40.28, Ésaïe 40.29, Ésaïe 40.31, Ésaïe 41.1, Ésaïe 41.1–7, Ésaïe 41.2, Ésaïe 41.4, Ésaïe 41.5–7, Ésaïe 41.6, Ésaïe 41.8, Ésaïe 41.8–16, Ésaïe 41.9, Ésaïe 41.10, Ésaïe 41.14, Ésaïe 41.16, Ésaïe 41.18, Ésaïe 41.21, Ésaïe 41.21–29, Ésaïe 41.25, Ésaïe 41.26, Ésaïe 41.27, Ésaïe 42.1, Ésaïe 42.1–4, Ésaïe 42.2, Ésaïe 42.3, Ésaïe 42.4, Ésaïe 42.6, Ésaïe 42.7, Ésaïe 42.8–9, Ésaïe 42.10–11, Ésaïe 42.13, Ésaïe 42.14, Ésaïe 42.18–20, Ésaïe 42.21, Ésaïe 42.22–25, Ésaïe 42.25, Ésaïe 43.1, Ésaïe 43.1–7, Ésaïe 43.2, Ésaïe 43.7, Ésaïe 43.8–13, Ésaïe 43.10, Ésaïe 43.14–21, Ésaïe 43.18, Ésaïe 43.21, Ésaïe 43.22, Ésaïe 43.25, Ésaïe 43.27, Ésaïe 44.1–5, Ésaïe 44.3, Ésaïe 44.6–20, Ésaïe 44.15–17, Ésaïe 44.18–19, Ésaïe 44.21–22, Ésaïe 44.23, Ésaïe 44.24–45.8, Ésaïe 44.25, Ésaïe 44.27, Ésaïe 44.28, Ésaïe 45.1, Ésaïe 45.3, Ésaïe 45.4–5, Ésaïe 45.7, Ésaïe 45.9–11, Ésaïe 45.9–13, Ésaïe 45.14, Ésaïe 45.17, Ésaïe 45.18, Ésaïe 45.18–25, Ésaïe 45.22, Ésaïe 45.23, Ésaïe 45.24, Ésaïe 45.25, Ésaïe 46.1, Ésaïe 46.1–2, Ésaïe 46.3, Ésaïe 46.8–13, Ésaïe 46.10, Ésaïe 46.11, Ésaïe 46.12, Ésaïe 46.13, Ésaïe 47.1, Ésaïe 47.1–4, Ésaïe 47.1–48.22, Ésaïe 47.3, Ésaïe 47.5–11, Ésaïe 47.6, Ésaïe 47.8, Ésaïe 47.9, Ésaïe 47.10, Ésaïe 47.12–15, Ésaïe 47.13, Ésaïe 48.1, Ésaïe 48.1–2, Ésaïe 48.1–11, Ésaïe 48.1–22, Ésaïe 48.3, Ésaïe 48.6–7, Ésaïe 48.10, Ésaïe 48.11, Ésaïe 48.12–22, Ésaïe 48.12–22 48.14, Ésaïe 48.15, Ésaïe 48.16, Ésaïe 48.18, Ésaïe 48.19, Ésaïe 48.20, Ésaïe 48.21, Ésaïe 48.22, Ésaïe 49.1, Ésaïe 49.1–13, Ésaïe 49.1–55.13, Ésaïe 49.2, Ésaïe 49.3, Ésaïe 49.4, Ésaïe 49.6, Ésaïe 49.7, Ésaïe 49.8, Ésaïe 49.10–11, Ésaïe 49.12, Ésaïe 49.13, Ésaïe 49.14, Ésaïe 49.18, Ésaïe 49.19–21, Ésaïe 49.22, Ésaïe 49.23, Ésaïe 49.24, Ésaïe 49.25, Ésaïe 50.1, Ésaïe 50.1–3, Ésaïe 50.2, Ésaïe 50.3, Ésaïe 50.4, Ésaïe 50.4–11, Ésaïe 50.6, Ésaïe 50.7, Ésaïe 50.8, Ésaïe 50.9, Ésaïe 50.10, Ésaïe 50.10–11, Ésaïe 50.11, Ésaïe 51.1, Ésaïe 51.1–8, Ésaïe 51.2, Ésaïe 51.3, Ésaïe 51.4, Ésaïe 51.5, Ésaïe 51.6, Ésaïe 51.7, Ésaïe 51.9–10, Ésaïe 51.13, Ésaïe 51.14, Ésaïe 51.15, Ésaïe 51.16, Ésaïe 51.17, Ésaïe 51.17–23, Ésaïe 51.20, Ésaïe 51.22, Ésaïe 51.23, Ésaïe 52.1, Ésaïe 52.3, Ésaïe 52.4, Ésaïe 52.5, Ésaïe 52.6, Ésaïe 52.7, Ésaïe 52.7–12, Ésaïe 52.8, Ésaïe 52.10, Ésaïe 52.11, Ésaïe 52.11–12, Ésaïe 52.12, Ésaïe 52.13, Ésaïe 52.13–53.12, Ésaïe 52.14, Ésaïe 52.14–15, Ésaïe 52.15, Ésaïe 53.1, Ésaïe 53.2, Ésaïe 53.3, Ésaïe 53.4, Ésaïe 53.5, Ésaïe 53.6, Ésaïe 53.7, Ésaïe 53.7–8, Ésaïe 53.8, Ésaïe 53.9, Ésaïe 53.10, Ésaïe 53.10–12, Ésaïe 53.11, Ésaïe 53.12, Ésaïe 54.1, Ésaïe 54.1–3, Ésaïe 54.1–17, Ésaïe 54.1–55.13, Ésaïe 54.3, Ésaïe 54.5, Ésaïe 54.7–8, Ésaïe 54.9, Ésaïe 54.10, Ésaïe 54.11, Ésaïe 54.11–17, Ésaïe 54.13, Ésaïe 54.14, Ésaïe 54.15, Ésaïe 54.17, Ésaïe 55.1, Ésaïe 55.1–13, Ésaïe 55.2, Ésaïe 55.3, Ésaïe 55.6, Ésaïe 55.6–9, Ésaïe 55.7, Ésaïe 55.8–9, Ésaïe 55.10–11, Ésaïe 55.12, Ésaïe 55.12–13, Ésaïe 55.13, Ésaïe 56.1, Ésaïe 56.1–8, Ésaïe 56.1–66.24, Ésaïe 56.2, Ésaïe 56.3, Ésaïe 56.3–7, Ésaïe 56.4, Ésaïe 56.5, Ésaïe 56.6, Ésaïe 56.7, Ésaïe 56.8, Ésaïe 56.9, Ésaïe 56.9–57.13, Ésaïe 56.10, Ésaïe 56.11, Ésaïe 57.1, Ésaïe 57.1–2, Ésaïe 57.2, Ésaïe 57.3, Ésaïe 57.4, Ésaïe 57.5, Ésaïe 57.6, Ésaïe 57.8, Ésaïe 57.11, Ésaïe 57.12, Ésaïe 57.13, Ésaïe 57.14–21, Ésaïe 57.15, Ésaïe 57.18, Ésaïe 57.19, Ésaïe 57.20, Ésaïe 57.21, Ésaïe 58.1–4, Ésaïe 58.2, Ésaïe 58.3, Ésaïe 58.5, Ésaïe 58.6–7, Ésaïe 58.8, Ésaïe 58.9, Ésaïe 58.10, Ésaïe 58.12, Ésaïe 58.13, Ésaïe 58.14, Ésaïe 59.1, Ésaïe 59.1–8, Ésaïe 59.1–20, Ésaïe 59.2, Ésaïe 59.4, Ésaïe 59.5–6, Ésaïe 59.7–8, Ésaïe 59.9–15, Ésaïe 59.10, Ésaïe 59.11–14, Ésaïe 59.15–17, Ésaïe 59.18, Ésaïe 59.19, Ésaïe 59.21, Ésaïe 60.1–3, Ésaïe 60.3, Ésaïe 60.5–7, Ésaïe 60.6, Ésaïe 60.7, Ésaïe 60.9, Ésaïe 60.10, Ésaïe 60.10–16, Ésaïe 60.11, Ésaïe 60.12, Ésaïe 60.13, Ésaïe 60.15, Ésaïe 60.17, Ésaïe 60.17–20, Ésaïe 60.18, Ésaïe 60.19–20, Ésaïe 60.21, Ésaïe 6.22, Ésaïe 61.1, Ésaïe 61.1–3, Ésaïe 61.2, Ésaïe 61.3, Ésaïe 61.6, Ésaïe 61.7, Ésaïe 61.8, Ésaïe 61.9, Ésaïe 61.10, Ésaïe 62.1–12, Ésaïe 62.2, Ésaïe 62.4, Ésaïe 62.6–7, Ésaïe 62.8, Ésaïe 62.9, Ésaïe 62.10, Ésaïe 62.10–12, Ésaïe 63.1, Ésaïe 63.1–6, Ésaïe 63.2, Ésaïe 63.4, Ésaïe 63.6, Ésaïe 63.7, Ésaïe 63.7–14, Ésaïe 63.8, Ésaïe 63.9, Ésaïe 63.10, Ésaïe 63.14, Ésaïe 63.15–64.12, Ésaïe 63.16, Ésaïe 63.17, Ésaïe 63.18, Ésaïe 63.19, Ésaïe 64.5–6, Ésaïe 64.7, Ésaïe 64.8, Ésaïe 64.10, Ésaïe 65.1–2, Ésaïe 65.1–66.24, Ésaïe 65.3, Ésaïe 65.4, Ésaïe 65.5, Ésaïe 65.6, Ésaïe 65.7, Ésaïe 65.8–16, Ésaïe 65.10, Ésaïe 65.11, Ésaïe 65.12, Ésaïe 65.13–15, Ésaïe 65.15, Ésaïe 65.16, Ésaïe 65.17, Ésaïe 65.18–19, Ésaïe 65.24, Ésaïe 65.25, Ésaïe 66.1, Ésaïe 66.2, Ésaïe 66.3, Ésaïe 66.6, Ésaïe 66.7, Ésaïe 66.8, Ésaïe 66.9, Ésaïe 66.12, Ésaïe 66.13, Ésaïe 66.14, Ésaïe 66.15–16, Ésaïe 66.17, Ésaïe 66.18–23, Ésaïe 66.19, Ésaïe 66.21, Ésaïe 66.22, Ésaïe 66.24</w:t>
+      </w:r>
+      <w:r/>
+    </w:p>
+    <w:p>
+      <w:r/>
+      <w:r>
+        <w:t xml:space="preserve"> </w:t>
+      </w:r>
+      <w:r/>
+      <w:r/>
+    </w:p>
+    <w:p>
+      <w:pPr>
+        <w:sectPr>
           <w:footnotePr>
             <w:numRestart w:val="eachSect"/>
           </w:footnotePr>
